--- a/newLaporanAlgo.docx
+++ b/newLaporanAlgo.docx
@@ -3330,13 +3330,7 @@
         <w:pStyle w:val="P1"/>
       </w:pPr>
       <w:r>
-        <w:t xml:space="preserve">Industri saat ini menghadapi tantangan yang semakin kompleks akibat transformasi digital, peningkatan persaingan antar </w:t>
-      </w:r>
-      <w:r>
-        <w:t>Lembaga dan industri</w:t>
-      </w:r>
-      <w:r>
-        <w:t xml:space="preserve">, serta kemunculan perusahaan financial technology (fintech) yang menawarkan layanan keuangan yang lebih fleksibel dan mudah diakses. Perkembangan tersebut mengubah perilaku nasabah menjadi lebih dinamis dan memiliki kecenderungan untuk berpindah layanan apabila kebutuhan mereka tidak terpenuhi secara optimal. Kondisi ini menyebabkan customer churn menjadi salah satu permasalahan utama dalam industri perbankan karena berhubungan langsung dengan keberlangsungan bisnis dan profitabilitas perusahaan. Berbagai penelitian menunjukkan bahwa mempertahankan nasabah yang sudah ada jauh lebih efisien dibandingkan memperoleh nasabah baru, sehingga kemampuan mengidentifikasi potensi churn sejak dini menjadi kebutuhan strategis bagi institusi perbankan </w:t>
+        <w:t xml:space="preserve">Industri saat ini menghadapi tantangan yang semakin kompleks akibat transformasi digital, peningkatan persaingan antar Lembaga dan industri, serta kemunculan perusahaan financial technology (fintech) yang menawarkan layanan keuangan yang lebih fleksibel dan mudah diakses. Perkembangan tersebut mengubah perilaku nasabah menjadi lebih dinamis dan memiliki kecenderungan untuk berpindah layanan apabila kebutuhan mereka tidak terpenuhi secara optimal. Kondisi ini menyebabkan customer churn menjadi salah satu permasalahan utama dalam industri perbankan karena berhubungan langsung dengan keberlangsungan bisnis dan profitabilitas perusahaan. Berbagai penelitian menunjukkan bahwa mempertahankan nasabah yang sudah ada jauh lebih efisien dibandingkan memperoleh nasabah baru, sehingga kemampuan mengidentifikasi potensi churn sejak dini menjadi kebutuhan strategis bagi institusi perbankan </w:t>
       </w:r>
       <w:r>
         <w:fldChar w:fldCharType="begin"/>
@@ -3779,21 +3773,7 @@
         <w:rPr>
           <w:lang w:val="id-ID" w:eastAsia="id-ID"/>
         </w:rPr>
-        <w:t xml:space="preserve">Variabel manakah yang paling berpengaruh terhadap customer churn berdasarkan nilai koefisien regresi dan </w:t>
-      </w:r>
-      <w:r>
-        <w:rPr>
-          <w:i/>
-          <w:iCs/>
-          <w:lang w:val="id-ID" w:eastAsia="id-ID"/>
-        </w:rPr>
-        <w:t>odds ratio</w:t>
-      </w:r>
-      <w:r>
-        <w:rPr>
-          <w:lang w:val="id-ID" w:eastAsia="id-ID"/>
-        </w:rPr>
-        <w:t xml:space="preserve"> pada model Regresi Logistik?</w:t>
+        <w:t>Variabel manakah yang paling berpengaruh terhadap customer churn berdasarkan nilai koefisien regresi pada model Regresi Logistik?</w:t>
       </w:r>
     </w:p>
     <w:p>
@@ -17871,27 +17851,7 @@
                 <w:sz w:val="22"/>
                 <w:szCs w:val="22"/>
               </w:rPr>
-              <w:t xml:space="preserve">Pie chart churn rate </w:t>
-            </w:r>
-            <w:r>
-              <w:rPr>
-                <w:i w:val="0"/>
-                <w:iCs w:val="0"/>
-                <w:color w:val="000000" w:themeColor="text1"/>
-                <w:sz w:val="22"/>
-                <w:szCs w:val="22"/>
-              </w:rPr>
-              <w:t>berdasarkan</w:t>
-            </w:r>
-            <w:r>
-              <w:rPr>
-                <w:i w:val="0"/>
-                <w:iCs w:val="0"/>
-                <w:color w:val="000000" w:themeColor="text1"/>
-                <w:sz w:val="22"/>
-                <w:szCs w:val="22"/>
-              </w:rPr>
-              <w:t xml:space="preserve"> negara</w:t>
+              <w:t>Pie chart churn rate berdasarkan negara</w:t>
             </w:r>
             <w:bookmarkEnd w:id="31"/>
           </w:p>
@@ -18082,27 +18042,7 @@
                 <w:sz w:val="22"/>
                 <w:szCs w:val="22"/>
               </w:rPr>
-              <w:t xml:space="preserve">Bar chart perbandingan churn rate </w:t>
-            </w:r>
-            <w:r>
-              <w:rPr>
-                <w:i w:val="0"/>
-                <w:iCs w:val="0"/>
-                <w:color w:val="000000" w:themeColor="text1"/>
-                <w:sz w:val="22"/>
-                <w:szCs w:val="22"/>
-              </w:rPr>
-              <w:t>berdasarkan</w:t>
-            </w:r>
-            <w:r>
-              <w:rPr>
-                <w:i w:val="0"/>
-                <w:iCs w:val="0"/>
-                <w:color w:val="000000" w:themeColor="text1"/>
-                <w:sz w:val="22"/>
-                <w:szCs w:val="22"/>
-              </w:rPr>
-              <w:t xml:space="preserve"> negara</w:t>
+              <w:t>Bar chart perbandingan churn rate berdasarkan negara</w:t>
             </w:r>
             <w:bookmarkEnd w:id="32"/>
           </w:p>
@@ -18123,13 +18063,7 @@
         <w:t>.</w:t>
       </w:r>
       <w:r>
-        <w:t xml:space="preserve">14 </w:t>
-      </w:r>
-      <w:r>
-        <w:t>dan Gambar 2.</w:t>
-      </w:r>
-      <w:r>
-        <w:t>15</w:t>
+        <w:t>14 dan Gambar 2.15</w:t>
       </w:r>
       <w:r>
         <w:t xml:space="preserve">, pelanggan yang melakukan </w:t>
@@ -18496,27 +18430,7 @@
                 <w:sz w:val="22"/>
                 <w:szCs w:val="22"/>
               </w:rPr>
-              <w:t xml:space="preserve">Pie chart churn rate </w:t>
-            </w:r>
-            <w:r>
-              <w:rPr>
-                <w:i w:val="0"/>
-                <w:iCs w:val="0"/>
-                <w:color w:val="000000" w:themeColor="text1"/>
-                <w:sz w:val="22"/>
-                <w:szCs w:val="22"/>
-              </w:rPr>
-              <w:t>berdasarkan</w:t>
-            </w:r>
-            <w:r>
-              <w:rPr>
-                <w:i w:val="0"/>
-                <w:iCs w:val="0"/>
-                <w:color w:val="000000" w:themeColor="text1"/>
-                <w:sz w:val="22"/>
-                <w:szCs w:val="22"/>
-              </w:rPr>
-              <w:t xml:space="preserve"> gender</w:t>
+              <w:t>Pie chart churn rate berdasarkan gender</w:t>
             </w:r>
             <w:bookmarkEnd w:id="33"/>
           </w:p>
@@ -18698,27 +18612,7 @@
                 <w:sz w:val="22"/>
                 <w:szCs w:val="22"/>
               </w:rPr>
-              <w:t xml:space="preserve">Bar chart perbandingan churn rate </w:t>
-            </w:r>
-            <w:r>
-              <w:rPr>
-                <w:i w:val="0"/>
-                <w:iCs w:val="0"/>
-                <w:color w:val="000000" w:themeColor="text1"/>
-                <w:sz w:val="22"/>
-                <w:szCs w:val="22"/>
-              </w:rPr>
-              <w:t>berdasarkan</w:t>
-            </w:r>
-            <w:r>
-              <w:rPr>
-                <w:i w:val="0"/>
-                <w:iCs w:val="0"/>
-                <w:color w:val="000000" w:themeColor="text1"/>
-                <w:sz w:val="22"/>
-                <w:szCs w:val="22"/>
-              </w:rPr>
-              <w:t xml:space="preserve"> gender</w:t>
+              <w:t>Bar chart perbandingan churn rate berdasarkan gender</w:t>
             </w:r>
             <w:bookmarkEnd w:id="34"/>
           </w:p>
@@ -21693,6 +21587,9 @@
     </w:p>
     <w:p>
       <w:r>
+        <w:rPr>
+          <w:noProof/>
+        </w:rPr>
         <w:drawing>
           <wp:inline distT="0" distB="0" distL="0" distR="0" wp14:anchorId="2D7CF97E" wp14:editId="4248ECDF">
             <wp:extent cx="2464247" cy="2520000"/>
@@ -22932,6 +22829,7 @@
   <w:style w:type="character" w:default="1" w:styleId="FontParagrafDefault">
     <w:name w:val="Default Paragraph Font"/>
     <w:uiPriority w:val="1"/>
+    <w:semiHidden/>
     <w:unhideWhenUsed/>
   </w:style>
   <w:style w:type="table" w:default="1" w:styleId="TabelNormal">
